--- a/rapports/16_02_2026/BALDE/coh_EQ36_sup_142201050002.docx
+++ b/rapports/16_02_2026/BALDE/coh_EQ36_sup_142201050002.docx
@@ -25,7 +25,7 @@
         <w:br/>
         <w:t>Grappe: 142201050002</w:t>
         <w:br/>
-        <w:t>Date: 16/02/2026 a 12:41</w:t>
+        <w:t>Date: 16/02/2026 a 12:58</w:t>
       </w:r>
     </w:p>
     <w:p/>
@@ -2340,7 +2340,7 @@
         <w:rPr>
           <w:sz w:val="20"/>
         </w:rPr>
-        <w:t>- Les informations sur ces entrepises non agricole manquent, prière de les renseigner. Le montant obtenus sur les services rendus par l'entreprise ##N/A## au cours des 30 derniers jours ou durant le dernier mois où l'entreprise a fonctionné n'a pas été renseigné, prière de mettre de 0 si l'entreprise n'a pas rendu de service. Prière de renseigner les montants dans les champs (s10q46 s10q47 s10q48 s10q49 s10q50 s10q51 s10q52 s10q53 s10q54 s10q55 s10q56 s10q57), mettre 0 si l'entreprise ##N/A## n'a pas effectué des dépenses ou faire des reventes des marchandises ou des produits ou rendre de service.Cette entreprise ##N/A## dit avoir obtenu une valeur sur les marchandises vendu en etat, les marchandises vendu après transformation et les services rendus. Prière de corriger. Cette entreprise ##N/A## dit avoir obtenu une valeur sur les marchandises vendu en etat et les marchandises vendu après transformation. La main d'oeuvre familiale pour Amadou Cisse ayant travaillé dans cette entreprise ##N/A## aucours des 12 derniers mois n'est pas renseigner. Prière de reneigner toutes les informations qui lui concerne. La main d'oeuvre sariale de Amadou Cisse ayant travaillé dans cette entreprise ##N/A## aucours des 30 derniers jours n'est pas renseigner. Prière de reneigner toutes les informations qui lui concerne.</w:t>
+        <w:t>- Les informations sur ces entrepises non agricole manquent, prière de les renseigner. Le montant obtenus sur les services rendus par l'entreprise ##N/A## au cours des 30 derniers jours ou durant le dernier mois où l'entreprise a fonctionné n'a pas été renseigné, prière de mettre de 0 si l'entreprise n'a pas rendu de service. Prière de renseigner les montants dans les champs (s10q46 s10q47 s10q48 s10q49 s10q50 s10q51 s10q52 s10q53 s10q54 s10q55 s10q56 s10q57), mettre 0 si l'entreprise ##N/A## n'a pas effectué des dépenses ou faire des reventes des marchandises ou des produits ou rendre de service.Cette entreprise ##N/A## dit avoir obtenu une valeur sur les marchandises vendu en etat, les marchandises vendu après transformation et les services rendus. Prière de corriger. Cette entreprise ##N/A## dit avoir obtenu une valeur sur les marchandises vendu en etat et les marchandises vendu après transformation. La main d'oeuvre familiale pour Cheikh Tidiane Cisse ayant travaillé dans cette entreprise ##N/A## aucours des 12 derniers mois n'est pas renseigner. Prière de reneigner toutes les informations qui lui concerne. La main d'oeuvre sariale de Cheikh Tidiane Cisse ayant travaillé dans cette entreprise ##N/A## aucours des 30 derniers jours n'est pas renseigner. Prière de reneigner toutes les informations qui lui concerne.</w:t>
       </w:r>
     </w:p>
     <w:p>

--- a/rapports/16_02_2026/BALDE/coh_EQ36_sup_142201050002.docx
+++ b/rapports/16_02_2026/BALDE/coh_EQ36_sup_142201050002.docx
@@ -25,7 +25,7 @@
         <w:br/>
         <w:t>Grappe: 142201050002</w:t>
         <w:br/>
-        <w:t>Date: 16/02/2026 a 12:58</w:t>
+        <w:t>Date: 16/02/2026 a 13:05</w:t>
       </w:r>
     </w:p>
     <w:p/>
@@ -423,6 +423,38 @@
           </w:tcPr>
           <w:p>
             <w:r>
+              <w:t>Section1</w:t>
+            </w:r>
+          </w:p>
+        </w:tc>
+        <w:tc>
+          <w:tcPr>
+            <w:tcW w:type="dxa" w:w="3324"/>
+          </w:tcPr>
+          <w:p>
+            <w:r>
+              <w:t>Caracteristiques des membres</w:t>
+            </w:r>
+          </w:p>
+        </w:tc>
+        <w:tc>
+          <w:tcPr>
+            <w:tcW w:type="dxa" w:w="3324"/>
+          </w:tcPr>
+          <w:p>
+            <w:r>
+              <w:t>7</w:t>
+            </w:r>
+          </w:p>
+        </w:tc>
+      </w:tr>
+      <w:tr>
+        <w:tc>
+          <w:tcPr>
+            <w:tcW w:type="dxa" w:w="3324"/>
+          </w:tcPr>
+          <w:p>
+            <w:r>
               <w:t>Section19</w:t>
             </w:r>
           </w:p>
@@ -434,38 +466,6 @@
           <w:p>
             <w:r>
               <w:t>Equipements agricoles</w:t>
-            </w:r>
-          </w:p>
-        </w:tc>
-        <w:tc>
-          <w:tcPr>
-            <w:tcW w:type="dxa" w:w="3324"/>
-          </w:tcPr>
-          <w:p>
-            <w:r>
-              <w:t>8</w:t>
-            </w:r>
-          </w:p>
-        </w:tc>
-      </w:tr>
-      <w:tr>
-        <w:tc>
-          <w:tcPr>
-            <w:tcW w:type="dxa" w:w="3324"/>
-          </w:tcPr>
-          <w:p>
-            <w:r>
-              <w:t>Section1</w:t>
-            </w:r>
-          </w:p>
-        </w:tc>
-        <w:tc>
-          <w:tcPr>
-            <w:tcW w:type="dxa" w:w="3324"/>
-          </w:tcPr>
-          <w:p>
-            <w:r>
-              <w:t>Caracteristiques des membres</w:t>
             </w:r>
           </w:p>
         </w:tc>
@@ -902,7 +902,7 @@
         <w:br/>
         <w:t xml:space="preserve">- Peu probable! Issa Ly  n'arrive pas  à comprendre un petit texte lu dans une langue locale (s02q03). Veuillez corriger ou donner des explications au QG. </w:t>
         <w:br/>
-        <w:t xml:space="preserve">- Peu probable! Mariame Ly  n'arrive pas  à comprendre un petit texte lu dans une langue locale (s02q03). Veuillez corriger ou donner des explications au QG. Peu probable! Mariame Ly  ne sait ni lire, ni écrire, ni comprendre dans aucune des langues  (s02q01,s02q02,s02q03). Veuillez corriger ou donner des explications au QG. Peu plausible Mariame Ly fréquente au minimum le fondamental 1 mais ne sait ni lire ni comprendre la langue française, prière de corriger ou de confirmer avec le QG merci. Dans les milieux urbains c'est peu probable de voir une école dont les élèves ou étudiants ne dépensent pas en frais d'uniformes, prière de verifier pour Mariame Ly et corriger ou confirmer avec le QG. </w:t>
+        <w:t xml:space="preserve">- Peu probable! Mariame Ly  n'arrive pas  à comprendre un petit texte lu dans une langue locale (s02q03). Veuillez corriger ou donner des explications au QG. Peu probable! Mariame Ly  ne sait ni lire, ni écrire, ni comprendre dans aucune des langues  (s02q01,s02q02,s02q03). Veuillez corriger ou donner des explications au QG. Peu plausible Mariame Ly fréquente au minimum le fondamental 1 mais ne sait ni lire ni comprendre la langue française, prière de corriger ou de confirmer avec le QG merci. Dans les milieux urbains c'est peu probable de voir une école dont les élèves ou étudiants ne dépensent pas en frais d'uniformes, prière de verifier pour Mariame Ly et corriger ou confirmer avec le QG. Attention ! Le frais de scolarité (2000 Fcfa) de Mariame Ly en 1ére année de Primaire est relativement élevé par rapport aux autres frais de scolarités observés dans cette zone. Prière de corriger ou de confirmer avec le QG. </w:t>
         <w:br/>
         <w:t xml:space="preserve">- Peu probable! Maïmouna Diao  n'arrive pas  à comprendre un petit texte lu dans une langue locale (s02q03). Veuillez corriger ou donner des explications au QG. </w:t>
         <w:br/>
@@ -1004,7 +1004,7 @@
         <w:rPr>
           <w:sz w:val="20"/>
         </w:rPr>
-        <w:t>- La dernière fois que vous avez acheté Beignets de farine de boulangerie est école et semble exister dans les modalités, prière de prendre attache avec le QG pour plus d'explication afin de la classer bien. Attention ! Le prix unitaire d'achat (50 Fcfa) de Ail en Morceau (Portion) (Petit) est relativement élevé par rapport aux autres prix observés dans cette zone. Prière de corriger ou de confirmer avec le QG. Avertissement!!! Le ménage a consommé 14 Pièce Petit de Caramel, bonbons, confiseries, etc., cette quantité semble anormale pour une consommation des 7 derniers jours.Prière de corriger ou de confirmer avec le QG. Avertissement!!! Le ménage a consommé 21 Paquet Petit de Thé en sachet, cette quantité semble anormale pour une consommation des 7 derniers jours.Prière de corriger ou de confirmer avec le QG. Avertissement!! le prix unitaire (100 Fcfa) de Thé en sachet (unité: Paquet) de taille Petit est très faible ou élevé. Prière de corriger ou de confirmer avec le QG. Incohérence!! Dans ce ménage, chaque individus consomme par jour 25.83911 Kg  de cereale; Prière de revoir les quantités prises de ces produits. Incohérence!! Dans ce ménage, chaque individus consomme par jour 25.83911 Kg  de cereale; Prière de revoir les quantités prises de ces produits.</w:t>
+        <w:t>- La dernière fois que vous avez acheté Beignets de farine de boulangerie est école et semble exister dans les modalités, prière de prendre attache avec le QG pour plus d'explication afin de la classer bien. Attention ! Le prix unitaire d'achat (50 Fcfa) de Ail en Morceau (Portion) (Petit) est relativement élevé par rapport aux autres prix observés dans cette zone. Prière de corriger ou de confirmer avec le QG. Attention ! Soupçons de quantité anormale! Le ménage de ISSA LY avec une taille de 8 personnes a consommé 3 Sachets en Petit de Moutarde qui est relativement élevé comme consommation par rapport à la condition de vie des autres ménages de même taille dans cette zone. Prière de corriger ou de confirmer avec le QG. Avertissement!!! Le ménage a consommé 14 Pièce Petit de Caramel, bonbons, confiseries, etc., cette quantité semble anormale pour une consommation des 7 derniers jours.Prière de corriger ou de confirmer avec le QG. Avertissement!!! Le ménage a consommé 21 Paquet Petit de Thé en sachet, cette quantité semble anormale pour une consommation des 7 derniers jours.Prière de corriger ou de confirmer avec le QG. Avertissement!! le prix unitaire (100 Fcfa) de Thé en sachet (unité: Paquet) de taille Petit est très faible ou élevé. Prière de corriger ou de confirmer avec le QG. Incohérence!! Dans ce ménage, chaque individus consomme par jour 48.52429 Kg  de cereale; Prière de revoir les quantités prises de ces produits. Incohérence!! Dans ce ménage, chaque individus consomme par jour 48.52429 Kg  de cereale; Prière de revoir les quantités prises de ces produits.</w:t>
       </w:r>
     </w:p>
     <w:p>
@@ -1678,7 +1678,7 @@
         <w:rPr>
           <w:sz w:val="20"/>
         </w:rPr>
-        <w:t>- Attention ! Le prix unitaire d'achat (1000 Fcfa) de Lait frais de vache en Litre (taille unique) est relativement élevé par rapport aux autres prix observés dans cette zone. Prière de corriger ou de confirmer avec le QG. Attention ! Le prix unitaire d'achat (300 Fcfa) de Choux en Pièce (Moyen) est relativement élevé par rapport aux autres prix observés dans cette zone. Prière de corriger ou de confirmer avec le QG. Avertissement!!! Le ménage a consommé 10 Sachets Moyen de Sucre en poudre , cette quantité semble anormale pour une consommation des 7 derniers jours.Prière de corriger ou de confirmer avec le QG. Avertissement!!! Le ménage a consommé 5 Paquet Moyen de Thé en sachet, cette quantité semble anormale pour une consommation des 7 derniers jours.Prière de corriger ou de confirmer avec le QG. Avertissement!! le prix unitaire (100 Fcfa) de Thé en sachet (unité: Paquet) de taille Moyen est très faible ou élevé. Prière de corriger ou de confirmer avec le QG. Incohérence!! Dans ce ménage, chaque individus consomme par jour 24.76636 Kg  de cereale; Prière de revoir les quantités prises de ces produits.</w:t>
+        <w:t>- Attention ! Le prix unitaire d'achat (1000 Fcfa) de Lait frais de vache en Litre (taille unique) est relativement élevé par rapport aux autres prix observés dans cette zone. Prière de corriger ou de confirmer avec le QG. Attention ! Le prix unitaire d'achat (150 Fcfa) de Ail en Morceau (Portion) (Moyen) est relativement élevé par rapport aux autres prix observés dans cette zone. Prière de corriger ou de confirmer avec le QG. Avertissement!!! Le ménage a consommé 10 Sachets Moyen de Sucre en poudre , cette quantité semble anormale pour une consommation des 7 derniers jours.Prière de corriger ou de confirmer avec le QG. Avertissement!!! Le ménage a consommé 5 Paquet Moyen de Thé en sachet, cette quantité semble anormale pour une consommation des 7 derniers jours.Prière de corriger ou de confirmer avec le QG. Avertissement!! le prix unitaire (100 Fcfa) de Thé en sachet (unité: Paquet) de taille Moyen est très faible ou élevé. Prière de corriger ou de confirmer avec le QG. Incohérence!! Dans ce ménage, chaque individus consomme par jour 39.9774 Kg  de cereale; Prière de revoir les quantités prises de ces produits.</w:t>
       </w:r>
     </w:p>
     <w:p>
@@ -1801,8 +1801,6 @@
         <w:rPr>
           <w:sz w:val="20"/>
         </w:rPr>
-        <w:t xml:space="preserve">- Attention ! Hache-Paille a été revendu à 3000 Fcfa qui est relativement élevé par rapport aux autres prix de revente observés dans cette zone. Prière de corriger ou de confirmer avec le QG. </w:t>
-        <w:br/>
         <w:t xml:space="preserve">- Attention ! Herse a été revendu à 2000 Fcfa qui est relativement élevé par rapport aux autres prix de revente observés dans cette zone. Prière de corriger ou de confirmer avec le QG. </w:t>
         <w:br/>
         <w:t xml:space="preserve">- Avertissement!! L'âge (30 ans)  de Semoir dans ce ménage semble être élevé, prière de corriger ou confirmer avec le QG. </w:t>
@@ -2250,7 +2248,7 @@
         <w:rPr>
           <w:sz w:val="20"/>
         </w:rPr>
-        <w:t>- Attention ! Le prix unitaire d'achat (100 Fcfa) de Feuilles de  Haricot en Tas (Petit) est relativement élevé par rapport aux autres prix observés dans cette zone. Prière de corriger ou de confirmer avec le QG. Attention ! Le prix unitaire d'achat (1000 Fcfa) de Capitaine frais en Tas (Moyen) est relativement élevé par rapport aux autres prix observés dans cette zone. Prière de corriger ou de confirmer avec le QG. Attention ! Le prix unitaire d'achat (150 Fcfa) de Concentré de tomate en Sachets industriel (Moyen) est relativement élevé par rapport aux autres prix observés dans cette zone. Prière de corriger ou de confirmer avec le QG. Attention ! Le prix unitaire d'achat (25 Fcfa) de Cube alimentaire (Maggi, Jumbo, ) en Cube (Moyen) est relativement faible par rapport aux autres prix observés dans cette zone. Prière de corriger ou de confirmer avec le QG. Avertissement!!! Le ménage a consommé 10 Pièce Petit de Caramel, bonbons, confiseries, etc., cette quantité semble anormale pour une consommation des 7 derniers jours.Prière de corriger ou de confirmer avec le QG. Avertissement!!! Le ménage a consommé 21 Sachets Tres petit de Sucre en poudre , cette quantité semble anormale pour une consommation des 7 derniers jours.Prière de corriger ou de confirmer avec le QG. Avertissement!!! Le ménage a consommé 7 Paquet Petit de Thé en sachet, cette quantité semble anormale pour une consommation des 7 derniers jours.Prière de corriger ou de confirmer avec le QG. Avertissement!! le prix unitaire (100 Fcfa) de Thé en sachet (unité: Paquet) de taille Petit est très faible ou élevé. Prière de corriger ou de confirmer avec le QG. Incohérence!! Dans ce ménage, chaque individus consomme par jour 56.5625 Kg  de cereale; Prière de revoir les quantités prises de ces produits. Incohérence!! Dans ce ménage, chaque individus consomme par jour 56.5625 Kg  de cereale; Prière de revoir les quantités prises de ces produits.</w:t>
+        <w:t>- Attention ! Le prix unitaire d'achat (100 Fcfa) de Feuilles de  Haricot en Tas (Petit) est relativement élevé par rapport aux autres prix observés dans cette zone. Prière de corriger ou de confirmer avec le QG. Attention ! Le prix unitaire d'achat (1000 Fcfa) de Capitaine frais en Tas (Moyen) est relativement élevé par rapport aux autres prix observés dans cette zone. Prière de corriger ou de confirmer avec le QG. Attention ! Le prix unitaire d'achat (150 Fcfa) de Concentré de tomate en Sachets industriel (Moyen) est relativement élevé par rapport aux autres prix observés dans cette zone. Prière de corriger ou de confirmer avec le QG. Attention ! Le prix unitaire d'achat (25 Fcfa) de Cube alimentaire (Maggi, Jumbo, ) en Cube (Moyen) est relativement faible par rapport aux autres prix observés dans cette zone. Prière de corriger ou de confirmer avec le QG. Avertissement!!! Le ménage a consommé 10 Pièce Petit de Caramel, bonbons, confiseries, etc., cette quantité semble anormale pour une consommation des 7 derniers jours.Prière de corriger ou de confirmer avec le QG. Avertissement!!! Le ménage a consommé 21 Sachets Tres petit de Sucre en poudre , cette quantité semble anormale pour une consommation des 7 derniers jours.Prière de corriger ou de confirmer avec le QG. Avertissement!!! Le ménage a consommé 7 Paquet Petit de Thé en sachet, cette quantité semble anormale pour une consommation des 7 derniers jours.Prière de corriger ou de confirmer avec le QG. Avertissement!! le prix unitaire (100 Fcfa) de Thé en sachet (unité: Paquet) de taille Petit est très faible ou élevé. Prière de corriger ou de confirmer avec le QG. Incohérence!! Dans ce ménage, chaque individus consomme par jour 95.72321 Kg  de cereale; Prière de revoir les quantités prises de ces produits. Incohérence!! Dans ce ménage, chaque individus consomme par jour 95.72321 Kg  de cereale; Prière de revoir les quantités prises de ces produits.</w:t>
       </w:r>
     </w:p>
     <w:p>
@@ -2340,7 +2338,7 @@
         <w:rPr>
           <w:sz w:val="20"/>
         </w:rPr>
-        <w:t>- Les informations sur ces entrepises non agricole manquent, prière de les renseigner. Le montant obtenus sur les services rendus par l'entreprise ##N/A## au cours des 30 derniers jours ou durant le dernier mois où l'entreprise a fonctionné n'a pas été renseigné, prière de mettre de 0 si l'entreprise n'a pas rendu de service. Prière de renseigner les montants dans les champs (s10q46 s10q47 s10q48 s10q49 s10q50 s10q51 s10q52 s10q53 s10q54 s10q55 s10q56 s10q57), mettre 0 si l'entreprise ##N/A## n'a pas effectué des dépenses ou faire des reventes des marchandises ou des produits ou rendre de service.Cette entreprise ##N/A## dit avoir obtenu une valeur sur les marchandises vendu en etat, les marchandises vendu après transformation et les services rendus. Prière de corriger. Cette entreprise ##N/A## dit avoir obtenu une valeur sur les marchandises vendu en etat et les marchandises vendu après transformation. La main d'oeuvre familiale pour Cheikh Tidiane Cisse ayant travaillé dans cette entreprise ##N/A## aucours des 12 derniers mois n'est pas renseigner. Prière de reneigner toutes les informations qui lui concerne. La main d'oeuvre sariale de Cheikh Tidiane Cisse ayant travaillé dans cette entreprise ##N/A## aucours des 30 derniers jours n'est pas renseigner. Prière de reneigner toutes les informations qui lui concerne.</w:t>
+        <w:t>- Les informations sur ces entrepises non agricole manquent, prière de les renseigner. Le montant obtenus sur les services rendus par l'entreprise ##N/A## au cours des 30 derniers jours ou durant le dernier mois où l'entreprise a fonctionné n'a pas été renseigné, prière de mettre de 0 si l'entreprise n'a pas rendu de service. Prière de renseigner les montants dans les champs (s10q46 s10q47 s10q48 s10q49 s10q50 s10q51 s10q52 s10q53 s10q54 s10q55 s10q56 s10q57), mettre 0 si l'entreprise ##N/A## n'a pas effectué des dépenses ou faire des reventes des marchandises ou des produits ou rendre de service.Cette entreprise ##N/A## dit avoir obtenu une valeur sur les marchandises vendu en etat, les marchandises vendu après transformation et les services rendus. Prière de corriger. Cette entreprise ##N/A## dit avoir obtenu une valeur sur les marchandises vendu en etat et les marchandises vendu après transformation. La main d'oeuvre familiale pour Amadou Cisse ayant travaillé dans cette entreprise ##N/A## aucours des 12 derniers mois n'est pas renseigner. Prière de reneigner toutes les informations qui lui concerne. La main d'oeuvre sariale de Amadou Cisse ayant travaillé dans cette entreprise ##N/A## aucours des 30 derniers jours n'est pas renseigner. Prière de reneigner toutes les informations qui lui concerne.</w:t>
       </w:r>
     </w:p>
     <w:p>
@@ -2949,7 +2947,7 @@
         <w:rPr>
           <w:sz w:val="20"/>
         </w:rPr>
-        <w:t>- Attention ! Le prix unitaire d'achat (25 Fcfa) de Poivre en Sachets (Petit) est relativement faible par rapport aux autres prix observés dans cette zone. Prière de corriger ou de confirmer avec le QG. Incohérence!! Dans ce ménage, chaque individus consomme par jour 20.42286 Kg  de cereale; Prière de revoir les quantités prises de ces produits. Incohérence!! Dans ce ménage, chaque individus consomme par jour 20.42286 Kg  de cereale; Prière de revoir les quantités prises de ces produits. Incohérence!! Dans ce ménage, chaque individus consomme par jour 20.42286 Kg  de cereale; Prière de revoir les quantités prises de ces produits.</w:t>
+        <w:t>- Attention ! Le prix unitaire d'achat (33.33333 Fcfa) de Mâchoiron séchée (Kon) en Pièce (Petit) est relativement faible par rapport aux autres prix observés dans cette zone. Prière de corriger ou de confirmer avec le QG. Incohérence!! Dans ce ménage, chaque individus consomme par jour 36.10286 Kg  de cereale; Prière de revoir les quantités prises de ces produits. Incohérence!! Dans ce ménage, chaque individus consomme par jour 36.10286 Kg  de cereale; Prière de revoir les quantités prises de ces produits. Incohérence!! Dans ce ménage, chaque individus consomme par jour 36.10286 Kg  de cereale; Prière de revoir les quantités prises de ces produits.</w:t>
       </w:r>
     </w:p>
     <w:p>
@@ -3563,7 +3561,7 @@
         <w:rPr>
           <w:sz w:val="20"/>
         </w:rPr>
-        <w:t>- Attention ! Le prix unitaire d'achat (100 Fcfa) de Piment séché en Sachets (Petit) est relativement élevé par rapport aux autres prix observés dans cette zone. Prière de corriger ou de confirmer avec le QG. Attention ! Le prix unitaire d'achat (150 Fcfa) de Aubergine   en Pièce (Petit) est relativement élevé par rapport aux autres prix observés dans cette zone. Prière de corriger ou de confirmer avec le QG. Attention ! Le prix unitaire d'achat (150 Fcfa) de Choux en Morceau (Portion) (Petit) est relativement élevé par rapport aux autres prix observés dans cette zone. Prière de corriger ou de confirmer avec le QG. Attention ! Le prix unitaire d'achat (150 Fcfa) de Tamarin noir en Sachets (Petit) est relativement élevé par rapport aux autres prix observés dans cette zone. Prière de corriger ou de confirmer avec le QG. Attention ! Le prix unitaire d'achat (25 Fcfa) de Feuilles de  Haricot en Tas (Moyen) est relativement faible par rapport aux autres prix observés dans cette zone. Prière de corriger ou de confirmer avec le QG. Avertissement!!! Le ménage a consommé 5 Paquet Petit de Thé en sachet, cette quantité semble anormale pour une consommation des 7 derniers jours.Prière de corriger ou de confirmer avec le QG. Avertissement!! le prix unitaire (100 Fcfa) de Thé en sachet (unité: Paquet) de taille Petit est très faible ou élevé. Prière de corriger ou de confirmer avec le QG. Incohérence!! Dans ce ménage, chaque individus consomme par jour 32.47265 Kg  de cereale; Prière de revoir les quantités prises de ces produits. Incohérence!! Dans ce ménage, chaque individus consomme par jour 32.47265 Kg  de cereale; Prière de revoir les quantités prises de ces produits.</w:t>
+        <w:t>- Attention ! Le prix unitaire d'achat (100 Fcfa) de Piment séché en Sachets (Petit) est relativement élevé par rapport aux autres prix observés dans cette zone. Prière de corriger ou de confirmer avec le QG. Attention ! Le prix unitaire d'achat (150 Fcfa) de Aubergine   en Pièce (Petit) est relativement élevé par rapport aux autres prix observés dans cette zone. Prière de corriger ou de confirmer avec le QG. Attention ! Le prix unitaire d'achat (150 Fcfa) de Choux en Morceau (Portion) (Petit) est relativement élevé par rapport aux autres prix observés dans cette zone. Prière de corriger ou de confirmer avec le QG. Attention ! Le prix unitaire d'achat (25 Fcfa) de Feuilles de  Haricot en Tas (Moyen) est relativement faible par rapport aux autres prix observés dans cette zone. Prière de corriger ou de confirmer avec le QG. Avertissement!!! Le ménage a consommé 5 Paquet Petit de Thé en sachet, cette quantité semble anormale pour une consommation des 7 derniers jours.Prière de corriger ou de confirmer avec le QG. Avertissement!! le prix unitaire (100 Fcfa) de Thé en sachet (unité: Paquet) de taille Petit est très faible ou élevé. Prière de corriger ou de confirmer avec le QG. Incohérence!! Dans ce ménage, chaque individus consomme par jour 61.56184 Kg  de cereale; Prière de revoir les quantités prises de ces produits. Incohérence!! Dans ce ménage, chaque individus consomme par jour 61.56184 Kg  de cereale; Prière de revoir les quantités prises de ces produits.</w:t>
       </w:r>
     </w:p>
     <w:p>
@@ -4240,8 +4238,6 @@
         <w:rPr>
           <w:sz w:val="20"/>
         </w:rPr>
-        <w:t xml:space="preserve">- Attention ! Machette a été revendu à 4000 Fcfa qui est relativement élevé par rapport aux autres prix de revente observés dans cette zone. Prière de corriger ou de confirmer avec le QG. </w:t>
-        <w:br/>
         <w:t xml:space="preserve">- Avertissement!! L'âge (30 ans)  de Autre (à préciser) dans ce ménage semble être élevé, prière de corriger ou confirmer avec le QG. Attention ! Autre (à préciser) a été achété à 110000 Fcfa est relativement élevé par rapport aux autres prix d'achat observés dans cette zone. Prière de corriger ou de confirmer avec le QG. Attention ! Autre (à préciser) a été revendu à 110000 Fcfa qui est relativement élevé par rapport aux autres prix de revente observés dans cette zone. Prière de corriger ou de confirmer avec le QG. </w:t>
         <w:br/>
         <w:t xml:space="preserve">- Avertissement!! L'âge (30 ans)  de Charrue dans ce ménage semble être élevé, prière de corriger ou confirmer avec le QG. </w:t>
@@ -4705,7 +4701,7 @@
         <w:rPr>
           <w:sz w:val="20"/>
         </w:rPr>
-        <w:t>- Avertissement!!! Le ménage a consommé 5 Paquet Moyen de Thé en sachet, cette quantité semble anormale pour une consommation des 7 derniers jours.Prière de corriger ou de confirmer avec le QG. Avertissement!! le prix unitaire (100 Fcfa) de Thé en sachet (unité: Paquet) de taille Moyen est très faible ou élevé. Prière de corriger ou de confirmer avec le QG. Incohérence!! Dans ce ménage, chaque individus consomme par jour 20.36395 Kg  de cereale; Prière de revoir les quantités prises de ces produits. Incohérence!! Dans ce ménage, chaque individus consomme par jour 20.36395 Kg  de cereale; Prière de revoir les quantités prises de ces produits.</w:t>
+        <w:t>- Avertissement!!! Le ménage a consommé 5 Paquet Moyen de Thé en sachet, cette quantité semble anormale pour une consommation des 7 derniers jours.Prière de corriger ou de confirmer avec le QG. Avertissement!! le prix unitaire (100 Fcfa) de Thé en sachet (unité: Paquet) de taille Moyen est très faible ou élevé. Prière de corriger ou de confirmer avec le QG. Incohérence!! Dans ce ménage, chaque individus consomme par jour 35.22934 Kg  de cereale; Prière de revoir les quantités prises de ces produits. Incohérence!! Dans ce ménage, chaque individus consomme par jour 35.22934 Kg  de cereale; Prière de revoir les quantités prises de ces produits. Attention ! Le prix unitaire d'achat (19500 Fcfa) de Riz importé parfumé en Sac (50 Kg) (taille unique) est relativement élevé par rapport aux autres prix observés dans cette zone. Prière de corriger ou de confirmer avec le QG.</w:t>
       </w:r>
     </w:p>
     <w:p>
@@ -4812,9 +4808,7 @@
         <w:rPr>
           <w:sz w:val="20"/>
         </w:rPr>
-        <w:t xml:space="preserve">- Attention ! Hache/pioche a été revendu à 5000 Fcfa qui est relativement élevé par rapport aux autres prix de revente observés dans cette zone. Prière de corriger ou de confirmer avec le QG. </w:t>
-        <w:br/>
-        <w:t>- Attention ! Machette a été revendu à 3000 Fcfa qui est relativement élevé par rapport aux autres prix de revente observés dans cette zone. Prière de corriger ou de confirmer avec le QG.</w:t>
+        <w:t>- Attention ! Hache/pioche a été revendu à 5000 Fcfa qui est relativement élevé par rapport aux autres prix de revente observés dans cette zone. Prière de corriger ou de confirmer avec le QG.</w:t>
       </w:r>
     </w:p>
     <w:p>
@@ -5267,7 +5261,7 @@
         <w:rPr>
           <w:sz w:val="20"/>
         </w:rPr>
-        <w:t>- Attention ! Le prix unitaire d'achat (100 Fcfa) de Feuilles de  Haricot en Tas (Petit) est relativement élevé par rapport aux autres prix observés dans cette zone. Prière de corriger ou de confirmer avec le QG. Attention ! Le prix unitaire d'achat (1000 Fcfa) de Capitaine frais en Tas (Moyen) est relativement élevé par rapport aux autres prix observés dans cette zone. Prière de corriger ou de confirmer avec le QG. Attention ! Le prix unitaire d'achat (1000 Fcfa) de Poireau en Tas (Moyen) est relativement élevé par rapport aux autres prix observés dans cette zone. Prière de corriger ou de confirmer avec le QG. Avertissement!!! Le ménage a consommé 10 Pièce Petit de Caramel, bonbons, confiseries, etc., cette quantité semble anormale pour une consommation des 7 derniers jours.Prière de corriger ou de confirmer avec le QG. Avertissement!!! Le ménage a consommé 14 Paquet Moyen de Thé en sachet, cette quantité semble anormale pour une consommation des 7 derniers jours.Prière de corriger ou de confirmer avec le QG. Avertissement!! le prix unitaire (100 Fcfa) de Thé en sachet (unité: Paquet) de taille Moyen est très faible ou élevé. Prière de corriger ou de confirmer avec le QG. Incohérence!! Dans ce ménage, chaque individus consomme par jour 55.90714 Kg  de cereale; Prière de revoir les quantités prises de ces produits. Incohérence!! Dans ce ménage, chaque individus consomme par jour 55.90714 Kg  de cereale; Prière de revoir les quantités prises de ces produits.</w:t>
+        <w:t>- Attention ! Le prix unitaire d'achat (100 Fcfa) de Feuilles de  Haricot en Tas (Petit) est relativement élevé par rapport aux autres prix observés dans cette zone. Prière de corriger ou de confirmer avec le QG. Attention ! Le prix unitaire d'achat (1000 Fcfa) de Capitaine frais en Tas (Moyen) est relativement élevé par rapport aux autres prix observés dans cette zone. Prière de corriger ou de confirmer avec le QG. Attention ! Le prix unitaire d'achat (1000 Fcfa) de Poireau en Tas (Moyen) est relativement élevé par rapport aux autres prix observés dans cette zone. Prière de corriger ou de confirmer avec le QG. Attention ! Le prix unitaire d'achat (50 Fcfa) de Silure séché en Morceau (Portion) (Petit) est relativement faible par rapport aux autres prix observés dans cette zone. Prière de corriger ou de confirmer avec le QG. Attention ! Le prix unitaire d'achat (500 Fcfa) de Ail en Gousse (Petit) est relativement élevé par rapport aux autres prix observés dans cette zone. Prière de corriger ou de confirmer avec le QG. Attention ! Le prix unitaire d'achat (500 Fcfa) de Piment séché en Sachets (Moyen) est relativement élevé par rapport aux autres prix observés dans cette zone. Prière de corriger ou de confirmer avec le QG. Attention ! Le prix unitaire d'achat (500 Fcfa) de Sucre en poudre  en Kg (taille unique) est relativement faible par rapport aux autres prix observés dans cette zone. Prière de corriger ou de confirmer avec le QG. Avertissement!!! Le ménage a consommé 10 Pièce Petit de Caramel, bonbons, confiseries, etc., cette quantité semble anormale pour une consommation des 7 derniers jours.Prière de corriger ou de confirmer avec le QG. Avertissement!!! Le ménage a consommé 14 Paquet Moyen de Thé en sachet, cette quantité semble anormale pour une consommation des 7 derniers jours.Prière de corriger ou de confirmer avec le QG. Avertissement!! le prix unitaire (100 Fcfa) de Thé en sachet (unité: Paquet) de taille Moyen est très faible ou élevé. Prière de corriger ou de confirmer avec le QG. Incohérence!! Dans ce ménage, chaque individus consomme par jour 90.25 Kg  de cereale; Prière de revoir les quantités prises de ces produits. Incohérence!! Dans ce ménage, chaque individus consomme par jour 90.25 Kg  de cereale; Prière de revoir les quantités prises de ces produits.</w:t>
       </w:r>
     </w:p>
     <w:p>
@@ -5330,7 +5324,9 @@
         <w:rPr>
           <w:sz w:val="20"/>
         </w:rPr>
-        <w:t>- Le nombre d'article ( Salon  (Fauteuils et table basse))  dans ce ménages est élevé (4), prière de corriger ou confirmer avec le QG.</w:t>
+        <w:t xml:space="preserve">- Attention ! Lit a été achété à 400000 Fcfa est relativement élevé par rapport aux autres prix d'achat observés dans cette zone. Prière de corriger ou de confirmer avec le QG. </w:t>
+        <w:br/>
+        <w:t>- Le nombre d'article ( Salon  (Fauteuils et table basse))  dans ce ménages est élevé (4), prière de corriger ou confirmer avec le QG. Attention ! Salon  (Fauteuils et table basse) a été revendu à 300000 Fcfa qui est relativement élevé par rapport aux autres prix de revente observés dans cette zone. Prière de corriger ou de confirmer avec le QG.</w:t>
       </w:r>
     </w:p>
     <w:p>
@@ -5857,7 +5853,7 @@
         <w:rPr>
           <w:sz w:val="20"/>
         </w:rPr>
-        <w:t>- Attention ! Le prix unitaire d'achat (150 Fcfa) de Feuilles de  Haricot en Tas (Moyen) est relativement élevé par rapport aux autres prix observés dans cette zone. Prière de corriger ou de confirmer avec le QG. Attention ! Le prix unitaire d'achat (200 Fcfa) de Choux en Morceau (Portion) (Moyen) est relativement élevé par rapport aux autres prix observés dans cette zone. Prière de corriger ou de confirmer avec le QG. Avertissement!!! Le ménage a consommé 3 Paquet Moyen de Thé en sachet, cette quantité semble anormale pour une consommation des 7 derniers jours.Prière de corriger ou de confirmer avec le QG. Avertissement!! le prix unitaire (100 Fcfa) de Thé en sachet (unité: Paquet) de taille Moyen est très faible ou élevé. Prière de corriger ou de confirmer avec le QG. Incohérence!! Dans ce ménage, chaque individus consomme par jour 13.03009 Kg  de cereale; Prière de revoir les quantités prises de ces produits. Incohérence!! Dans ce ménage, chaque individus consomme par jour 13.03009 Kg  de cereale; Prière de revoir les quantités prises de ces produits.</w:t>
+        <w:t>- Attention ! Le prix unitaire d'achat (150 Fcfa) de Feuilles de  Haricot en Tas (Moyen) est relativement élevé par rapport aux autres prix observés dans cette zone. Prière de corriger ou de confirmer avec le QG. Attention ! Le prix unitaire d'achat (200 Fcfa) de Choux en Morceau (Portion) (Moyen) est relativement élevé par rapport aux autres prix observés dans cette zone. Prière de corriger ou de confirmer avec le QG. Avertissement!!! Le ménage a consommé 3 Paquet Moyen de Thé en sachet, cette quantité semble anormale pour une consommation des 7 derniers jours.Prière de corriger ou de confirmer avec le QG. Avertissement!! le prix unitaire (100 Fcfa) de Thé en sachet (unité: Paquet) de taille Moyen est très faible ou élevé. Prière de corriger ou de confirmer avec le QG. Incohérence!! Dans ce ménage, chaque individus consomme par jour 25.38054 Kg  de cereale; Prière de revoir les quantités prises de ces produits. Incohérence!! Dans ce ménage, chaque individus consomme par jour 25.38054 Kg  de cereale; Prière de revoir les quantités prises de ces produits.</w:t>
       </w:r>
     </w:p>
     <w:p>
@@ -6379,7 +6375,7 @@
         <w:rPr>
           <w:sz w:val="20"/>
         </w:rPr>
-        <w:t>- Attention ! Le prix unitaire d'achat (100 Fcfa) de Piment séché en Sachets (Petit) est relativement élevé par rapport aux autres prix observés dans cette zone. Prière de corriger ou de confirmer avec le QG. Attention ! Le prix unitaire d'achat (100 Fcfa) de Poivre en Sachets (Petit) est relativement élevé par rapport aux autres prix observés dans cette zone. Prière de corriger ou de confirmer avec le QG. Attention ! Le prix unitaire d'achat (300 Fcfa) de Oignon frais en Kg (taille unique) est relativement faible par rapport aux autres prix observés dans cette zone. Prière de corriger ou de confirmer avec le QG. Attention ! Le prix unitaire d'achat (50 Fcfa) de Carotte en Pièce (Moyen) est relativement faible par rapport aux autres prix observés dans cette zone. Prière de corriger ou de confirmer avec le QG. Incohérence!! Dans ce ménage, chaque individus consomme par jour 101.225 Kg  de cereale; Prière de revoir les quantités prises de ces produits. Incohérence!! Dans ce ménage, chaque individus consomme par jour 101.225 Kg  de cereale; Prière de revoir les quantités prises de ces produits. Attention ! Le prix unitaire d'achat (600 Fcfa) de Riz importé parfumé en Kg (taille unique) est relativement élevé par rapport aux autres prix observés dans cette zone. Prière de corriger ou de confirmer avec le QG. Le prix d'achat unitaire (1 Fcfa) de Vinaigre de citron  en Verre ( à thé) de taille taille unique  est invraisemblable, prière de regarder les reponses prises dans les questions s07bq07a s07bq07b s07bq07c s07bq08 pour mieux corriger. Attention ! Le prix unitaire d'achat (1 Fcfa) de Vinaigre de citron  en Verre ( à thé) (taille unique) est relativement faible par rapport aux autres prix observés dans cette zone. Prière de corriger ou de confirmer avec le QG.</w:t>
+        <w:t>- Attention ! Le prix unitaire d'achat (100 Fcfa) de Piment séché en Sachets (Petit) est relativement élevé par rapport aux autres prix observés dans cette zone. Prière de corriger ou de confirmer avec le QG. Attention ! Le prix unitaire d'achat (100 Fcfa) de Poivre en Sachets (Petit) est relativement élevé par rapport aux autres prix observés dans cette zone. Prière de corriger ou de confirmer avec le QG. Attention ! Le prix unitaire d'achat (300 Fcfa) de Oignon frais en Kg (taille unique) est relativement faible par rapport aux autres prix observés dans cette zone. Prière de corriger ou de confirmer avec le QG. Attention ! Le prix unitaire d'achat (50 Fcfa) de Carotte en Pièce (Moyen) est relativement faible par rapport aux autres prix observés dans cette zone. Prière de corriger ou de confirmer avec le QG. Attention ! Le prix unitaire d'achat (500 Fcfa) de Sucre en poudre  en Kg (taille unique) est relativement faible par rapport aux autres prix observés dans cette zone. Prière de corriger ou de confirmer avec le QG. Incohérence!! Dans ce ménage, chaque individus consomme par jour 186.4643 Kg  de cereale; Prière de revoir les quantités prises de ces produits. Incohérence!! Dans ce ménage, chaque individus consomme par jour 186.4643 Kg  de cereale; Prière de revoir les quantités prises de ces produits. Attention ! Le prix unitaire d'achat (600 Fcfa) de Riz importé parfumé en Kg (taille unique) est relativement élevé par rapport aux autres prix observés dans cette zone. Prière de corriger ou de confirmer avec le QG. Le prix d'achat unitaire (1 Fcfa) de Vinaigre de citron  en Verre ( à thé) de taille taille unique  est invraisemblable, prière de regarder les reponses prises dans les questions s07bq07a s07bq07b s07bq07c s07bq08 pour mieux corriger. Attention ! Le prix unitaire d'achat (1 Fcfa) de Vinaigre de citron  en Verre ( à thé) (taille unique) est relativement faible par rapport aux autres prix observés dans cette zone. Prière de corriger ou de confirmer avec le QG.</w:t>
       </w:r>
     </w:p>
     <w:p>
@@ -6464,27 +6460,6 @@
           <w:sz w:val="20"/>
         </w:rPr>
         <w:t>- La section 16 du ménage de IBRAHIMA  DIA n'est pas renseigné, prière de renseigner.</w:t>
-      </w:r>
-    </w:p>
-    <w:p>
-      <w:r>
-        <w:rPr>
-          <w:b/>
-          <w:color w:val="4672C4"/>
-          <w:sz w:val="22"/>
-        </w:rPr>
-        <w:t>&gt;&gt; Section19 - Equipements agricoles</w:t>
-      </w:r>
-    </w:p>
-    <w:p>
-      <w:pPr>
-        <w:ind w:left="283"/>
-      </w:pPr>
-      <w:r>
-        <w:rPr>
-          <w:sz w:val="20"/>
-        </w:rPr>
-        <w:t>- Attention ! Hache-Paille a été revendu à 3000 Fcfa qui est relativement élevé par rapport aux autres prix de revente observés dans cette zone. Prière de corriger ou de confirmer avec le QG.</w:t>
       </w:r>
     </w:p>
     <w:p>
@@ -6928,7 +6903,7 @@
         <w:rPr>
           <w:sz w:val="20"/>
         </w:rPr>
-        <w:t>- Attention ! Le prix unitaire d'achat (100 Fcfa) de Vinaigre de citron  en Verre ( à thé) (taille unique) est relativement élevé par rapport aux autres prix observés dans cette zone. Prière de corriger ou de confirmer avec le QG. Attention ! Le prix unitaire d'achat (150 Fcfa) de Choux en Pièce (Petit) est relativement élevé par rapport aux autres prix observés dans cette zone. Prière de corriger ou de confirmer avec le QG. Attention ! Le prix unitaire d'achat (200 Fcfa) de Carotte en Pièce (Moyen) est relativement élevé par rapport aux autres prix observés dans cette zone. Prière de corriger ou de confirmer avec le QG. Avertissement!!! Le ménage a consommé 7 Paquet Petit de Thé en sachet, cette quantité semble anormale pour une consommation des 7 derniers jours.Prière de corriger ou de confirmer avec le QG. Avertissement!! le prix unitaire (100 Fcfa) de Thé en sachet (unité: Paquet) de taille Petit est très faible ou élevé. Prière de corriger ou de confirmer avec le QG. Incohérence!! Dans ce ménage, chaque individus consomme par jour 39.11286 Kg  de cereale; Prière de revoir les quantités prises de ces produits. Incohérence!! Dans ce ménage, chaque individus consomme par jour 39.11286 Kg  de cereale; Prière de revoir les quantités prises de ces produits. Attention ! Le prix unitaire d'achat (500 Fcfa) de Riz importé parfumé en Kg (taille unique) est relativement élevé par rapport aux autres prix observés dans cette zone. Prière de corriger ou de confirmer avec le QG.</w:t>
+        <w:t>- Attention ! Le prix unitaire d'achat (100 Fcfa) de Ail en Sachets (Petit) est relativement élevé par rapport aux autres prix observés dans cette zone. Prière de corriger ou de confirmer avec le QG. Attention ! Le prix unitaire d'achat (100 Fcfa) de Vinaigre de citron  en Verre ( à thé) (taille unique) est relativement élevé par rapport aux autres prix observés dans cette zone. Prière de corriger ou de confirmer avec le QG. Attention ! Le prix unitaire d'achat (200 Fcfa) de Carotte en Pièce (Moyen) est relativement élevé par rapport aux autres prix observés dans cette zone. Prière de corriger ou de confirmer avec le QG. Avertissement!!! Le ménage a consommé 7 Paquet Petit de Thé en sachet, cette quantité semble anormale pour une consommation des 7 derniers jours.Prière de corriger ou de confirmer avec le QG. Avertissement!! le prix unitaire (100 Fcfa) de Thé en sachet (unité: Paquet) de taille Petit est très faible ou élevé. Prière de corriger ou de confirmer avec le QG. Incohérence!! Dans ce ménage, chaque individus consomme par jour 100.7705 Kg  de cereale; Prière de revoir les quantités prises de ces produits. Incohérence!! Dans ce ménage, chaque individus consomme par jour 100.7705 Kg  de cereale; Prière de revoir les quantités prises de ces produits. Attention ! Le prix unitaire d'achat (500 Fcfa) de Riz importé parfumé en Kg (taille unique) est relativement élevé par rapport aux autres prix observés dans cette zone. Prière de corriger ou de confirmer avec le QG.</w:t>
       </w:r>
     </w:p>
     <w:p>
@@ -7486,7 +7461,7 @@
         <w:rPr>
           <w:sz w:val="20"/>
         </w:rPr>
-        <w:t>- Attention ! Le prix unitaire d'achat (25 Fcfa) de Cube alimentaire (Maggi, Jumbo, ) en Cube (Moyen) est relativement faible par rapport aux autres prix observés dans cette zone. Prière de corriger ou de confirmer avec le QG. Avertissement!!! Le ménage a consommé 10 Sachets Moyen de Sucre en poudre , cette quantité semble anormale pour une consommation des 7 derniers jours.Prière de corriger ou de confirmer avec le QG. Avertissement!!! Le ménage a consommé 7 Paquet Moyen de Thé en sachet, cette quantité semble anormale pour une consommation des 7 derniers jours.Prière de corriger ou de confirmer avec le QG. Avertissement!! le prix unitaire (100 Fcfa) de Thé en sachet (unité: Paquet) de taille Moyen est très faible ou élevé. Prière de corriger ou de confirmer avec le QG. Incohérence!! Dans ce ménage, chaque individus consomme par jour 53.47571 Kg  de cereale; Prière de revoir les quantités prises de ces produits. Incohérence!! Dans ce ménage, chaque individus consomme par jour 53.47571 Kg  de cereale; Prière de revoir les quantités prises de ces produits.</w:t>
+        <w:t>- Attention ! Le prix unitaire d'achat (25 Fcfa) de Cube alimentaire (Maggi, Jumbo, ) en Cube (Moyen) est relativement faible par rapport aux autres prix observés dans cette zone. Prière de corriger ou de confirmer avec le QG. Attention ! Le prix unitaire d'achat (62.5 Fcfa) de Beignets de farine de boulangerie en Pièce (Petit) est relativement élevé par rapport aux autres prix observés dans cette zone. Prière de corriger ou de confirmer avec le QG. Avertissement!!! Le ménage a consommé 10 Sachets Moyen de Sucre en poudre , cette quantité semble anormale pour une consommation des 7 derniers jours.Prière de corriger ou de confirmer avec le QG. Avertissement!!! Le ménage a consommé 7 Paquet Moyen de Thé en sachet, cette quantité semble anormale pour une consommation des 7 derniers jours.Prière de corriger ou de confirmer avec le QG. Avertissement!! le prix unitaire (100 Fcfa) de Thé en sachet (unité: Paquet) de taille Moyen est très faible ou élevé. Prière de corriger ou de confirmer avec le QG. Incohérence!! Dans ce ménage, chaque individus consomme par jour 95.28143 Kg  de cereale; Prière de revoir les quantités prises de ces produits. Incohérence!! Dans ce ménage, chaque individus consomme par jour 95.28143 Kg  de cereale; Prière de revoir les quantités prises de ces produits.</w:t>
       </w:r>
     </w:p>
     <w:p>
